--- a/docs/legal/terminos.docx
+++ b/docs/legal/terminos.docx
@@ -32,7 +32,7 @@
         <w:rPr>
           <w:b w:val="0"/>
         </w:rPr>
-        <w:t>Fecha de última actualización: [FECHA DE ÚLTIMA ACTUALIZACIÓN]</w:t>
+        <w:t>Fecha de última actualización: 17 de octubre de 2026</w:t>
       </w:r>
     </w:p>
     <w:p>
@@ -45,9 +45,8 @@
       <w:r>
         <w:rPr>
           <w:b/>
-          <w:highlight w:val="yellow"/>
         </w:rPr>
-        <w:t>[RAZÓN SOCIAL O NOMBRE DEL RESPONSABLE]</w:t>
+        <w:t>Marcos Iván Amezquita Canizales (persona física)</w:t>
       </w:r>
       <w:r>
         <w:rPr>
@@ -58,9 +57,8 @@
       <w:r>
         <w:rPr>
           <w:b/>
-          <w:highlight w:val="yellow"/>
         </w:rPr>
-        <w:t>[DOMICILIO]</w:t>
+        <w:t>Circuito Berrugata 3303, Palmilla</w:t>
       </w:r>
       <w:r>
         <w:rPr>
@@ -71,9 +69,8 @@
       <w:r>
         <w:rPr>
           <w:b/>
-          <w:highlight w:val="yellow"/>
         </w:rPr>
-        <w:t>[RFC]</w:t>
+        <w:t>AECM880617U33</w:t>
       </w:r>
       <w:r>
         <w:rPr>
@@ -366,9 +363,8 @@
       <w:r>
         <w:rPr>
           <w:b/>
-          <w:highlight w:val="yellow"/>
         </w:rPr>
-        <w:t>[RAZÓN SOCIAL O NOMBRE DEL RESPONSABLE]</w:t>
+        <w:t>Marcos Iván Amezquita Canizales (persona física)</w:t>
       </w:r>
       <w:r>
         <w:rPr>
@@ -435,9 +431,8 @@
       <w:r>
         <w:rPr>
           <w:b/>
-          <w:highlight w:val="yellow"/>
         </w:rPr>
-        <w:t>[FECHA DE ÚLTIMA ACTUALIZACIÓN]</w:t>
+        <w:t>17 de octubre de 2026</w:t>
       </w:r>
       <w:r>
         <w:rPr>
@@ -462,7 +457,7 @@
         <w:rPr>
           <w:b w:val="0"/>
         </w:rPr>
-        <w:t>Responsable: [RAZÓN SOCIAL O NOMBRE DEL RESPONSABLE]</w:t>
+        <w:t>Responsable: Marcos Iván Amezquita Canizales (persona física)</w:t>
       </w:r>
     </w:p>
     <w:p>
@@ -473,7 +468,7 @@
         <w:rPr>
           <w:b w:val="0"/>
         </w:rPr>
-        <w:t>Domicilio: [DOMICILIO]</w:t>
+        <w:t>Domicilio: Circuito Berrugata 3303, Palmilla</w:t>
       </w:r>
     </w:p>
     <w:p>
@@ -484,7 +479,7 @@
         <w:rPr>
           <w:b w:val="0"/>
         </w:rPr>
-        <w:t>RFC: [RFC]</w:t>
+        <w:t>RFC: AECM880617U33</w:t>
       </w:r>
     </w:p>
     <w:p>
@@ -495,7 +490,7 @@
         <w:rPr>
           <w:b w:val="0"/>
         </w:rPr>
-        <w:t>Privacidad y derechos sobre datos: [CORREO DE CONTACTO DE PRIVACIDAD]</w:t>
+        <w:t>Privacidad y derechos sobre datos: xionplanta@gmail.com</w:t>
       </w:r>
     </w:p>
     <w:sectPr>

--- a/docs/legal/terminos.docx
+++ b/docs/legal/terminos.docx
@@ -24,7 +24,7 @@
         <w:rPr>
           <w:b w:val="0"/>
         </w:rPr>
-        <w:t>Versión del texto en la aplicación: 2026-10-17</w:t>
+        <w:t>Versión del texto en la aplicación: 2026-10-20</w:t>
       </w:r>
     </w:p>
     <w:p>
@@ -32,7 +32,7 @@
         <w:rPr>
           <w:b w:val="0"/>
         </w:rPr>
-        <w:t>Fecha de última actualización: 17 de octubre de 2026</w:t>
+        <w:t>Fecha de última actualización: 20 de octubre de 2026</w:t>
       </w:r>
     </w:p>
     <w:p>
@@ -76,7 +76,7 @@
         <w:rPr>
           <w:b w:val="0"/>
         </w:rPr>
-        <w:t xml:space="preserve"> (en adelante, Oficio o la plataforma). Oficio es un mercado electrónico que pone en contacto, en México, a quien necesita un servicio para su casa con quien ofrece ese oficio por su cuenta.</w:t>
+        <w:t xml:space="preserve"> (en adelante, Ofixio o la plataforma). Ofixio es un mercado electrónico que pone en contacto, en México, a quien necesita un servicio para su casa con quien ofrece ese oficio por su cuenta.</w:t>
       </w:r>
     </w:p>
     <w:p>
@@ -84,7 +84,7 @@
         <w:rPr>
           <w:b w:val="0"/>
         </w:rPr>
-        <w:t>Al crear una cuenta y marcar la casilla de aceptación, confirmas que leíste estos términos y el aviso de privacidad, que tienes 18 años cumplidos y que aceptas ambos documentos. La aplicación guarda la fecha y la hora de esa aceptación y la versión del texto (2026-10-17). Esa acción es un mensaje de datos conforme al Código de Comercio.</w:t>
+        <w:t>Al crear una cuenta y marcar la casilla de aceptación, confirmas que leíste estos términos y el aviso de privacidad, que tienes 18 años cumplidos y que aceptas ambos documentos. La aplicación guarda la fecha y la hora de esa aceptación y la versión del texto (2026-10-20). Esa acción es un mensaje de datos conforme al Código de Comercio.</w:t>
       </w:r>
     </w:p>
     <w:p>
@@ -92,7 +92,7 @@
         <w:pStyle w:val="Heading2"/>
       </w:pPr>
       <w:r>
-        <w:t>1. Oficio es intermediario</w:t>
+        <w:t>1. Ofixio es intermediario</w:t>
       </w:r>
     </w:p>
     <w:p>
@@ -100,7 +100,7 @@
         <w:rPr>
           <w:b w:val="0"/>
         </w:rPr>
-        <w:t>Oficio no es patrón, empleador ni representante de quienes ofrecen servicios. Esas personas trabajan por su cuenta. Oficio no realiza el oficio, no dirige cómo se hace el trabajo, no retiene impuestos del proveedor y no garantiza el resultado.</w:t>
+        <w:t>Ofixio no es patrón, empleador ni representante de quienes ofrecen servicios. Esas personas trabajan por su cuenta. Ofixio no realiza el oficio, no dirige cómo se hace el trabajo, no retiene impuestos del proveedor y no garantiza el resultado.</w:t>
       </w:r>
     </w:p>
     <w:p>
@@ -108,7 +108,7 @@
         <w:rPr>
           <w:b w:val="0"/>
         </w:rPr>
-        <w:t>El acuerdo del servicio —precio, alcance, materiales, fecha y forma de pago— se forma directamente entre el cliente y el proveedor cuando aceptan una cotización. Oficio solo ofrece el espacio para publicarlo, conversarlo y darle seguimiento.</w:t>
+        <w:t>El acuerdo del servicio —precio, alcance, materiales, fecha y forma de pago— se forma directamente entre el cliente y el proveedor cuando aceptan una cotización. Ofixio solo ofrece el espacio para publicarlo, conversarlo y darle seguimiento.</w:t>
       </w:r>
     </w:p>
     <w:p>
@@ -151,7 +151,7 @@
         <w:rPr>
           <w:b w:val="0"/>
         </w:rPr>
-        <w:t>Usar Oficio para pedir u ofrecer servicios lícitos del hogar.</w:t>
+        <w:t>Usar Ofixio para pedir u ofrecer servicios lícitos del hogar.</w:t>
       </w:r>
     </w:p>
     <w:p>
@@ -222,7 +222,7 @@
         <w:rPr>
           <w:b w:val="0"/>
         </w:rPr>
-        <w:t>La cotización la manda el proveedor. El cliente la acepta o la deja pasar. La pantalla muestra el precio del servicio y, cuando aplica, una comisión de plataforma del 10% calculada sobre ese precio, para que el desglose se entienda. En la versión actual esa comisión no se cobra: si hay un pago, ocurre entre cliente y proveedor, fuera de Oficio.</w:t>
+        <w:t>La cotización la manda el proveedor. El cliente la acepta o la deja pasar. La pantalla muestra el precio del servicio y, cuando aplica, una comisión de plataforma del 10% calculada sobre ese precio, para que el desglose se entienda. En la versión actual esa comisión no se cobra: si hay un pago, ocurre entre cliente y proveedor, fuera de Ofixio.</w:t>
       </w:r>
     </w:p>
     <w:p>
@@ -254,7 +254,7 @@
         <w:rPr>
           <w:b w:val="0"/>
         </w:rPr>
-        <w:t>Oficio no procesa tarjetas, no pide el número de tarjeta ni la CLABE, no retiene dinero, no opera un depósito en garantía (escrow) y no garantiza que el dinero se pague o se devuelva. No hay protección financiera de la plataforma sobre ese pago.</w:t>
+        <w:t>Ofixio no procesa tarjetas, no pide el número de tarjeta ni la CLABE, no retiene dinero, no opera un depósito en garantía (escrow) y no garantiza que el dinero se pague o se devuelva. No hay protección financiera de la plataforma sobre ese pago.</w:t>
       </w:r>
     </w:p>
     <w:p>
@@ -278,7 +278,7 @@
         <w:rPr>
           <w:b w:val="0"/>
         </w:rPr>
-        <w:t>Cualquiera de las dos personas puede cancelar desde la solicitud e indicar un motivo. Como Oficio no retiene el dinero, la plataforma no hace reembolsos automáticos. Si ya se entregó dinero entre las partes, ellas lo aclaran directamente. Lo que se explica en Ayuda describe los momentos de la solicitud; no crea un depósito ni una garantía de Oficio.</w:t>
+        <w:t>Cualquiera de las dos personas puede cancelar desde la solicitud e indicar un motivo. Como Ofixio no retiene el dinero, la plataforma no hace reembolsos automáticos. Si ya se entregó dinero entre las partes, ellas lo aclaran directamente. Lo que se explica en Ayuda describe los momentos de la solicitud; no crea un depósito ni una garantía de Ofixio.</w:t>
       </w:r>
     </w:p>
     <w:p>
@@ -302,7 +302,7 @@
         <w:rPr>
           <w:b w:val="0"/>
         </w:rPr>
-        <w:t>Los mensajes del chat se guardan para llevar el servicio y, si hace falta, una aclaración. Oficio puede ocultar contenido que incumpla estas reglas. No está obligado a leer cada mensaje.</w:t>
+        <w:t>Los mensajes del chat se guardan para llevar el servicio y, si hace falta, una aclaración. Ofixio puede ocultar contenido que incumpla estas reglas. No está obligado a leer cada mensaje.</w:t>
       </w:r>
     </w:p>
     <w:p>
@@ -334,7 +334,7 @@
         <w:rPr>
           <w:b w:val="0"/>
         </w:rPr>
-        <w:t>Oficio pone la plataforma. La calidad, el precio, los daños y el incumplimiento del servicio corresponden a quien lo presta y, en lo que le toque, a quien lo pidió.</w:t>
+        <w:t>Ofixio pone la plataforma. La calidad, el precio, los daños y el incumplimiento del servicio corresponden a quien lo presta y, en lo que le toque, a quien lo pidió.</w:t>
       </w:r>
     </w:p>
     <w:p>
@@ -342,7 +342,7 @@
         <w:rPr>
           <w:b w:val="0"/>
         </w:rPr>
-        <w:t>En lo que la ley permita, la responsabilidad de Oficio por el uso de la plataforma se limita al daño directo causado por un incumplimiento propio de estos términos. Esta cláusula no renuncia a derechos que la Ley Federal de Protección al Consumidor u otra norma no permitan renunciar, en especial los del consumidor frente a quien sí le presta el servicio.</w:t>
+        <w:t>En lo que la ley permita, la responsabilidad de Ofixio por el uso de la plataforma se limita al daño directo causado por un incumplimiento propio de estos términos. Esta cláusula no renuncia a derechos que la Ley Federal de Protección al Consumidor u otra norma no permitan renunciar, en especial los del consumidor frente a quien sí le presta el servicio.</w:t>
       </w:r>
     </w:p>
     <w:p>
@@ -358,7 +358,7 @@
         <w:rPr>
           <w:b w:val="0"/>
         </w:rPr>
-        <w:t xml:space="preserve">El nombre Oficio, la interfaz, los textos de la plataforma y el software pertenecen a </w:t>
+        <w:t xml:space="preserve">El nombre Ofixio, la interfaz, los textos de la plataforma y el software pertenecen a </w:t>
       </w:r>
       <w:r>
         <w:rPr>
@@ -378,7 +378,7 @@
         <w:rPr>
           <w:b w:val="0"/>
         </w:rPr>
-        <w:t>El contenido que publicas (reseñas, descripciones, mensajes) sigue siendo tuyo. Concedes a la plataforma una licencia no exclusiva, gratuita y limitada a operarlo dentro de Oficio, mostrarlo a la otra parte del servicio y conservarlo el tiempo necesario para la cuenta, la aclaración y las obligaciones legales.</w:t>
+        <w:t>El contenido que publicas (reseñas, descripciones, mensajes) sigue siendo tuyo. Concedes a la plataforma una licencia no exclusiva, gratuita y limitada a operarlo dentro de Ofixio, mostrarlo a la otra parte del servicio y conservarlo el tiempo necesario para la cuenta, la aclaración y las obligaciones legales.</w:t>
       </w:r>
     </w:p>
     <w:p>
@@ -394,7 +394,7 @@
         <w:rPr>
           <w:b w:val="0"/>
         </w:rPr>
-        <w:t>Si el servicio no sale como se acordó, primero se habla con la otra persona en el chat de la solicitud. También se puede levantar un reporte en Ayuda. Oficio puede pedir datos y dejar constancia. No sustituye a un juez ni a la PROFECO y no decide el contrato entre cliente y proveedor.</w:t>
+        <w:t>Si el servicio no sale como se acordó, primero se habla con la otra persona en el chat de la solicitud. También se puede levantar un reporte en Ayuda. Ofixio puede pedir datos y dejar constancia. No sustituye a un juez ni a la PROFECO y no decide el contrato entre cliente y proveedor.</w:t>
       </w:r>
     </w:p>
     <w:p>
@@ -432,7 +432,7 @@
         <w:rPr>
           <w:b/>
         </w:rPr>
-        <w:t>17 de octubre de 2026</w:t>
+        <w:t>20 de octubre de 2026</w:t>
       </w:r>
       <w:r>
         <w:rPr>

--- a/docs/legal/terminos.docx
+++ b/docs/legal/terminos.docx
@@ -24,7 +24,7 @@
         <w:rPr>
           <w:b w:val="0"/>
         </w:rPr>
-        <w:t>Versión del texto en la aplicación: 2026-10-20</w:t>
+        <w:t>Versión del texto en la aplicación: 2026-10-20.2</w:t>
       </w:r>
     </w:p>
     <w:p>
@@ -84,7 +84,7 @@
         <w:rPr>
           <w:b w:val="0"/>
         </w:rPr>
-        <w:t>Al crear una cuenta y marcar la casilla de aceptación, confirmas que leíste estos términos y el aviso de privacidad, que tienes 18 años cumplidos y que aceptas ambos documentos. La aplicación guarda la fecha y la hora de esa aceptación y la versión del texto (2026-10-20). Esa acción es un mensaje de datos conforme al Código de Comercio.</w:t>
+        <w:t>Al crear una cuenta y marcar la casilla de aceptación, confirmas que leíste estos términos y el aviso de privacidad, que tienes 18 años cumplidos y que aceptas ambos documentos. La aplicación guarda la fecha y la hora de esa aceptación y la versión del texto (2026-10-20.2). Esa acción es un mensaje de datos conforme al Código de Comercio.</w:t>
       </w:r>
     </w:p>
     <w:p>
@@ -222,7 +222,7 @@
         <w:rPr>
           <w:b w:val="0"/>
         </w:rPr>
-        <w:t>La cotización la manda el proveedor. El cliente la acepta o la deja pasar. La pantalla muestra el precio del servicio y, cuando aplica, una comisión de plataforma del 10% calculada sobre ese precio, para que el desglose se entienda. En la versión actual esa comisión no se cobra: si hay un pago, ocurre entre cliente y proveedor, fuera de Ofixio.</w:t>
+        <w:t>La cotización la manda el proveedor. El cliente la acepta o la deja pasar. La pantalla muestra el precio acordado y la comisión de Ofixio, que es un porcentaje de ese precio. El porcentaje lo define el servidor (variable OFIXIO_COMMISSION_PCT) y, si no se define, es 0. La comisión no se suma encima del precio: sale de él.</w:t>
       </w:r>
     </w:p>
     <w:p>
@@ -246,7 +246,7 @@
         <w:rPr>
           <w:b w:val="0"/>
         </w:rPr>
-        <w:t>Hoy la aplicación solo registra el medio de pago que las partes dicen haber acordado —por ejemplo, efectivo o una transferencia entre ellas— y el estado de ese registro.</w:t>
+        <w:t>El cliente puede pagar el precio acordado en pesos mexicanos con tarjeta, en OXXO o por SPEI, dentro del checkout de Mercado Pago (Checkout Pro), cuando el servidor tiene configurado el token de Mercado Pago. También puede acordar efectivo directo con el proveedor. Ofixio no pide ni guarda el número de tarjeta ni la CLABE: esos datos los captura Mercado Pago.</w:t>
       </w:r>
     </w:p>
     <w:p>
@@ -254,7 +254,7 @@
         <w:rPr>
           <w:b w:val="0"/>
         </w:rPr>
-        <w:t>Ofixio no procesa tarjetas, no pide el número de tarjeta ni la CLABE, no retiene dinero, no opera un depósito en garantía (escrow) y no garantiza que el dinero se pague o se devuelva. No hay protección financiera de la plataforma sobre ese pago.</w:t>
+        <w:t>Si el proveedor conectó su propia cuenta de Mercado Pago, el pago entra a esa cuenta. La comisión, cuando es mayor que cero, la descuenta Mercado Pago y se la abona a Ofixio. Si el proveedor no conectó su cuenta, el pago entra a la cuenta de Mercado Pago de Ofixio y Ofixio le paga después al proveedor. Eso no es un depósito en garantía ni una custodia: Ofixio no retiene el dinero del cliente para garantizar el servicio.</w:t>
       </w:r>
     </w:p>
     <w:p>
@@ -262,7 +262,23 @@
         <w:rPr>
           <w:b w:val="0"/>
         </w:rPr>
-        <w:t>Si la pantalla dice «simulado» o muestra la referencia DEMO-NO-COBRAR, ese registro no es un cobro.</w:t>
+        <w:t>Ofixio no ofrece una protección al comprador distinta de la que Mercado Pago publique para ese medio de pago. Las devoluciones y las disputas de un pago hecho en Mercado Pago se atienden en Mercado Pago, con las reglas de Mercado Pago. Ofixio no procesa ese reembolso por su cuenta.</w:t>
+      </w:r>
+    </w:p>
+    <w:p>
+      <w:r>
+        <w:rPr>
+          <w:b w:val="0"/>
+        </w:rPr>
+        <w:t>El efectivo no pasa por Mercado Pago ni por Ofixio. Se lo entrega el cliente al proveedor, y Ofixio no puede devolverlo.</w:t>
+      </w:r>
+    </w:p>
+    <w:p>
+      <w:r>
+        <w:rPr>
+          <w:b w:val="0"/>
+        </w:rPr>
+        <w:t>Si la pantalla dice «simulado», «Modo de prueba de Mercado Pago, no se cobra dinero real» o muestra la referencia DEMO-NO-COBRAR, ese registro no es un cobro de dinero real. Sin token de Mercado Pago, la aplicación solo anota el medio que las partes dicen haber elegido.</w:t>
       </w:r>
     </w:p>
     <w:p>
@@ -278,7 +294,7 @@
         <w:rPr>
           <w:b w:val="0"/>
         </w:rPr>
-        <w:t>Cualquiera de las dos personas puede cancelar desde la solicitud e indicar un motivo. Como Ofixio no retiene el dinero, la plataforma no hace reembolsos automáticos. Si ya se entregó dinero entre las partes, ellas lo aclaran directamente. Lo que se explica en Ayuda describe los momentos de la solicitud; no crea un depósito ni una garantía de Ofixio.</w:t>
+        <w:t>Cualquiera de las dos personas puede cancelar desde la solicitud e indicar un motivo. Ofixio no retiene el dinero y no hace reembolsos automáticos. Si el pago se hizo en Mercado Pago, la devolución o la disputa se solicita en Mercado Pago. Si el dinero se entregó en efectivo, lo aclaran las dos personas. Lo que se explica en Ayuda describe los momentos de la solicitud; no crea un depósito ni una garantía de Ofixio.</w:t>
       </w:r>
     </w:p>
     <w:p>
